--- a/Report.docx
+++ b/Report.docx
@@ -658,7 +658,15 @@
         <w:t xml:space="preserve"> </w:t>
       </w:r>
       <w:r>
-        <w:t>This project investigates the use of machine learning techniques to predict financial losses resulting from cybersecurity incidents. Using a publicly available dataset containing features such as attack type, number of affected users, target industry, and incident resolution time, we developed and evaluated several regression models including Linear Regression, Decision Tree Regression, K-Nearest Neighbours, Gradient Boosting, and Random Forest. Exploratory data analysis showed that the numerical features were broadly distributed and approximately symmetric, while correlations with the target variable were close to zero. Despite applying appropriate preprocessing and testing multiple modeling approaches, all regression models demonstrated limited predictive performance and performed only marginally differently from simple baseline predictors. Additional experiments using classification and feature interaction engineering also failed to produce meaningful improvement. These findings suggest that the dataset contains limited predictive signal for financial loss estimation, highlighting the challenges of modeling complex real-world outcomes and the importance of rigorous analysis even when strong predictive performance is not achieved.</w:t>
+        <w:t xml:space="preserve">This project investigates the use of machine learning techniques to predict financial losses resulting from cybersecurity incidents. Using a publicly available dataset containing features such as attack type, number of affected users, target industry, and incident resolution time, we developed and evaluated several regression models including Linear Regression, Decision Tree Regression, K-Nearest </w:t>
+      </w:r>
+      <w:proofErr w:type="spellStart"/>
+      <w:r>
+        <w:t>Neighbours</w:t>
+      </w:r>
+      <w:proofErr w:type="spellEnd"/>
+      <w:r>
+        <w:t>, Gradient Boosting, and Random Forest. Exploratory data analysis showed that the numerical features were broadly distributed and approximately symmetric, while correlations with the target variable were close to zero. Despite applying appropriate preprocessing and testing multiple modeling approaches, all regression models demonstrated limited predictive performance and performed only marginally differently from simple baseline predictors. Additional experiments using classification and feature interaction engineering also failed to produce meaningful improvement. These findings suggest that the dataset contains limited predictive signal for financial loss estimation, highlighting the challenges of modeling complex real-world outcomes and the importance of rigorous analysis even when strong predictive performance is not achieved.</w:t>
       </w:r>
     </w:p>
     <w:p>
@@ -1264,7 +1272,21 @@
         <w:rPr>
           <w:lang w:val="en-US"/>
         </w:rPr>
-        <w:t xml:space="preserve"> appeared weak and patternless. This observation was consistent with the correlation analysis, in which all numerical features showed correlations close to zero with the target variable.</w:t>
+        <w:t xml:space="preserve"> appeared weak and </w:t>
+      </w:r>
+      <w:proofErr w:type="spellStart"/>
+      <w:r>
+        <w:rPr>
+          <w:lang w:val="en-US"/>
+        </w:rPr>
+        <w:t>patternless</w:t>
+      </w:r>
+      <w:proofErr w:type="spellEnd"/>
+      <w:r>
+        <w:rPr>
+          <w:lang w:val="en-US"/>
+        </w:rPr>
+        <w:t>. This observation was consistent with the correlation analysis, in which all numerical features showed correlations close to zero with the target variable.</w:t>
       </w:r>
     </w:p>
     <w:p>
@@ -1695,7 +1717,15 @@
         <w:jc w:val="both"/>
       </w:pPr>
       <w:r>
-        <w:t xml:space="preserve">K-Nearest Neighbours Regression with </w:t>
+        <w:t xml:space="preserve">K-Nearest </w:t>
+      </w:r>
+      <w:proofErr w:type="spellStart"/>
+      <w:r>
+        <w:t>Neighbours</w:t>
+      </w:r>
+      <w:proofErr w:type="spellEnd"/>
+      <w:r>
+        <w:t xml:space="preserve"> Regression with </w:t>
       </w:r>
       <m:oMath>
         <m:r>
@@ -2614,7 +2644,16 @@
         </m:sSup>
       </m:oMath>
       <w:r>
-        <w:t>values remained near zero or negative.</w:t>
+        <w:t xml:space="preserve">values remained near zero or negative. </w:t>
+      </w:r>
+    </w:p>
+    <w:p>
+      <w:pPr>
+        <w:ind w:firstLine="36pt"/>
+        <w:jc w:val="both"/>
+      </w:pPr>
+      <w:r>
+        <w:t>The classification reformulation provided an additional check. If exact dollar-value prediction had been too difficult, broader category prediction might still have succeeded. However, both classifiers performed near chance level, showing that even coarse class boundaries were not well explained by the available features.</w:t>
       </w:r>
       <w:r>
         <w:t xml:space="preserve"> </w:t>
@@ -2626,7 +2665,39 @@
         <w:jc w:val="both"/>
       </w:pPr>
       <w:r>
-        <w:t>The classification reformulation provided an additional check. If exact dollar-value prediction had been too difficult, broader category prediction might still have succeeded. However, both classifiers performed near chance level, showing that even coarse class boundaries were not well explained by the available features.</w:t>
+        <w:t>Similarly, the interaction experiment tested whether hidden structure might emerge when combining attack type with target industry. The slight drop in performance after adding this feature suggests that these interactions do not provide meaningful additional signal in the dataset.</w:t>
+      </w:r>
+    </w:p>
+    <w:p>
+      <w:pPr>
+        <w:ind w:firstLine="36pt"/>
+        <w:jc w:val="both"/>
+      </w:pPr>
+      <w:r>
+        <w:t>Taken together, these findings imply that important explanatory variables may be missing. Financial loss in real-world cybersecurity incidents is likely influenced by factors such as organizational size, preparedness, recovery costs, severity of service disruption, legal consequences, and reputational damage. Since these factors are not represented here, the observed weak predictive performance is both understandable and informative.</w:t>
+      </w:r>
+    </w:p>
+    <w:p>
+      <w:pPr>
+        <w:ind w:firstLine="36pt"/>
+        <w:jc w:val="both"/>
+      </w:pPr>
+    </w:p>
+    <w:p>
+      <w:pPr>
+        <w:pStyle w:val="Heading1"/>
+      </w:pPr>
+      <w:r>
+        <w:t>Conclusion</w:t>
+      </w:r>
+    </w:p>
+    <w:p>
+      <w:pPr>
+        <w:ind w:firstLine="36pt"/>
+        <w:jc w:val="both"/>
+      </w:pPr>
+      <w:r>
+        <w:t>This project explored the use of machine learning to predict financial loss from cybersecurity incidents using a public dataset containing numerical and categorical incident-related features. Multiple regression models were evaluated and compared against baseline predictors, and additional experiments involving classification and feature interaction engineering were performed.</w:t>
       </w:r>
       <w:r>
         <w:t xml:space="preserve"> </w:t>
@@ -2638,7 +2709,7 @@
         <w:jc w:val="both"/>
       </w:pPr>
       <w:r>
-        <w:t>Similarly, the interaction experiment tested whether hidden structure might emerge when combining attack type with target industry. The slight drop in performance after adding this feature suggests that these interactions do not provide meaningful additional signal in the dataset.</w:t>
+        <w:t xml:space="preserve">Across all experiments, performance remained weak. The best regression model, Random Forest, only marginally differed from the baseline, while classification models performed close to random guessing. These results strongly suggest that the available features contain limited predictive signal for financial loss estimation. </w:t>
       </w:r>
     </w:p>
     <w:p>
@@ -2647,59 +2718,12 @@
         <w:jc w:val="both"/>
       </w:pPr>
       <w:r>
-        <w:t>Taken together, these findings imply that important explanatory variables may be missing. Financial loss in real-world cybersecurity incidents is likely influenced by factors such as organizational size, preparedness, recovery costs, severity of service disruption, legal consequences, and reputational damage. Since these factors are not represented here, the observed weak predictive performance is both understandable and informative.</w:t>
-      </w:r>
-    </w:p>
-    <w:p>
-      <w:pPr>
-        <w:ind w:firstLine="36pt"/>
-        <w:jc w:val="both"/>
-      </w:pPr>
-    </w:p>
-    <w:p>
-      <w:pPr>
-        <w:pStyle w:val="Heading1"/>
-      </w:pPr>
-      <w:r>
-        <w:t>Conclusion</w:t>
-      </w:r>
-    </w:p>
-    <w:p>
-      <w:pPr>
-        <w:ind w:firstLine="36pt"/>
-        <w:jc w:val="both"/>
-      </w:pPr>
-      <w:r>
-        <w:t>This project explored the use of machine learning to predict financial loss from cybersecurity incidents using a public dataset containing numerical and categorical incident-related features. Multiple regression models were evaluated and compared against baseline predictors, and additional experiments involving classification and feature interaction engineering were performed.</w:t>
-      </w:r>
-      <w:r>
-        <w:t xml:space="preserve"> </w:t>
-      </w:r>
-    </w:p>
-    <w:p>
-      <w:pPr>
-        <w:ind w:firstLine="36pt"/>
-        <w:jc w:val="both"/>
-      </w:pPr>
-      <w:r>
-        <w:t>Across all experiments, performance remained weak. The best regression model, Random Forest, only marginally differed from the baseline, while classification models performed close to random guessing. These results strongly suggest that the available features contain limited predictive signal for financial loss estimation.</w:t>
-      </w:r>
-      <w:r>
-        <w:t xml:space="preserve"> </w:t>
-      </w:r>
-    </w:p>
-    <w:p>
-      <w:pPr>
-        <w:ind w:firstLine="36pt"/>
-        <w:jc w:val="both"/>
-      </w:pPr>
-      <w:r>
         <w:t>Although strong predictive accuracy was not achieved, the project still provides a meaningful result. It demonstrates that rigorous preprocessing, comparative modeling, and careful interpretation are essential in machine learning, especially when the data itself may not contain enough information to support reliable prediction.</w:t>
       </w:r>
     </w:p>
     <w:p>
       <w:pPr>
-        <w:ind w:start="-14.40pt" w:firstLine="14.40pt"/>
+        <w:ind w:start="-13.60pt" w:firstLine="14.40pt"/>
         <w:jc w:val="both"/>
       </w:pPr>
     </w:p>
@@ -2818,161 +2842,265 @@
     </w:p>
     <w:p>
       <w:pPr>
-        <w:pStyle w:val="BodyText"/>
-      </w:pPr>
-      <w:r>
-        <w:t>The template will number citations consecutively within brackets [1]. The sentence punctuation follows the bracket [2]. Refer simply to the reference number, as in [3]—do not use “Ref. [3]” or “reference [3]” except at the beginning of a sentence: “Reference [3] was the first</w:t>
-      </w:r>
-      <w:r>
-        <w:rPr>
-          <w:lang w:val="en-US"/>
-        </w:rPr>
+        <w:pStyle w:val="Heading5"/>
+      </w:pPr>
+      <w:r>
+        <w:t>Appendix</w:t>
+      </w:r>
+    </w:p>
+    <w:p>
+      <w:pPr>
+        <w:ind w:firstLine="18pt"/>
+        <w:jc w:val="both"/>
+      </w:pPr>
+      <w:r>
+        <w:t>Diagrams:</w:t>
+      </w:r>
+    </w:p>
+    <w:p>
+      <w:pPr>
+        <w:ind w:firstLine="18pt"/>
+        <w:jc w:val="both"/>
+      </w:pPr>
+    </w:p>
+    <w:p>
+      <w:pPr>
+        <w:ind w:firstLine="18pt"/>
+        <w:jc w:val="both"/>
+      </w:pPr>
+      <w:r>
+        <w:t>Member Contributions:</w:t>
+      </w:r>
+    </w:p>
+    <w:p>
+      <w:pPr>
+        <w:pStyle w:val="ListParagraph"/>
+        <w:numPr>
+          <w:ilvl w:val="0"/>
+          <w:numId w:val="37"/>
+        </w:numPr>
+        <w:jc w:val="both"/>
+      </w:pPr>
+      <w:r>
+        <w:t xml:space="preserve">Laith: </w:t>
+      </w:r>
+    </w:p>
+    <w:p>
+      <w:pPr>
+        <w:pStyle w:val="ListParagraph"/>
+        <w:numPr>
+          <w:ilvl w:val="1"/>
+          <w:numId w:val="37"/>
+        </w:numPr>
+        <w:jc w:val="both"/>
+      </w:pPr>
+      <w:r>
+        <w:t xml:space="preserve">Project Proposal </w:t>
+      </w:r>
+    </w:p>
+    <w:p>
+      <w:pPr>
+        <w:pStyle w:val="ListParagraph"/>
+        <w:numPr>
+          <w:ilvl w:val="1"/>
+          <w:numId w:val="37"/>
+        </w:numPr>
+        <w:jc w:val="both"/>
+      </w:pPr>
+      <w:r>
+        <w:t>Data understanding step in notebook</w:t>
+      </w:r>
+    </w:p>
+    <w:p>
+      <w:pPr>
+        <w:pStyle w:val="ListParagraph"/>
+        <w:numPr>
+          <w:ilvl w:val="1"/>
+          <w:numId w:val="37"/>
+        </w:numPr>
+        <w:jc w:val="both"/>
+      </w:pPr>
+      <w:r>
+        <w:t>EDA step in notebook</w:t>
+      </w:r>
+    </w:p>
+    <w:p>
+      <w:pPr>
+        <w:pStyle w:val="ListParagraph"/>
+        <w:numPr>
+          <w:ilvl w:val="1"/>
+          <w:numId w:val="37"/>
+        </w:numPr>
+        <w:jc w:val="both"/>
+      </w:pPr>
+      <w:r>
+        <w:t>Data preprocessing step in notebook</w:t>
+      </w:r>
+    </w:p>
+    <w:p>
+      <w:pPr>
+        <w:pStyle w:val="ListParagraph"/>
+        <w:numPr>
+          <w:ilvl w:val="1"/>
+          <w:numId w:val="37"/>
+        </w:numPr>
+        <w:jc w:val="both"/>
+      </w:pPr>
+      <w:r>
+        <w:t>Baseline model step in notebook</w:t>
+      </w:r>
+    </w:p>
+    <w:p>
+      <w:pPr>
+        <w:pStyle w:val="ListParagraph"/>
+        <w:numPr>
+          <w:ilvl w:val="1"/>
+          <w:numId w:val="37"/>
+        </w:numPr>
+        <w:jc w:val="both"/>
+      </w:pPr>
+      <w:r>
+        <w:t>Decision tree model implementation in notebook</w:t>
+      </w:r>
+    </w:p>
+    <w:p>
+      <w:pPr>
+        <w:pStyle w:val="ListParagraph"/>
+        <w:numPr>
+          <w:ilvl w:val="1"/>
+          <w:numId w:val="37"/>
+        </w:numPr>
+        <w:jc w:val="both"/>
+      </w:pPr>
+      <w:r>
+        <w:t xml:space="preserve">Classification </w:t>
+      </w:r>
+      <w:r>
+        <w:t>step in notebook</w:t>
+      </w:r>
+    </w:p>
+    <w:p>
+      <w:pPr>
+        <w:pStyle w:val="ListParagraph"/>
+        <w:numPr>
+          <w:ilvl w:val="1"/>
+          <w:numId w:val="37"/>
+        </w:numPr>
+        <w:jc w:val="both"/>
+      </w:pPr>
+      <w:r>
+        <w:t>Feature Interaction experiment step in notebook</w:t>
+      </w:r>
+    </w:p>
+    <w:p>
+      <w:pPr>
+        <w:pStyle w:val="ListParagraph"/>
+        <w:numPr>
+          <w:ilvl w:val="1"/>
+          <w:numId w:val="37"/>
+        </w:numPr>
+        <w:jc w:val="both"/>
+      </w:pPr>
+      <w:r>
+        <w:t>Report</w:t>
+      </w:r>
+    </w:p>
+    <w:p>
+      <w:pPr>
+        <w:jc w:val="both"/>
+      </w:pPr>
+      <w:r>
+        <w:t>Gen AI:</w:t>
+      </w:r>
+    </w:p>
+    <w:p>
+      <w:pPr>
+        <w:jc w:val="both"/>
+        <w:rPr>
+          <w:lang w:val="en-CA"/>
+        </w:rPr>
+      </w:pPr>
+      <w:r>
+        <w:rPr>
+          <w:lang w:val="en-CA"/>
+        </w:rPr>
+        <w:t> </w:t>
+      </w:r>
+      <w:r>
+        <w:rPr>
+          <w:lang w:val="en-CA"/>
+        </w:rPr>
+        <w:tab/>
+      </w:r>
+      <w:r>
+        <w:rPr>
+          <w:lang w:val="en-CA"/>
+        </w:rPr>
+        <w:t xml:space="preserve">We used AI primarily for conceptual clarification and debugging support. Our typical workflow was to first attempt each question ourselves by writing and running our own </w:t>
+      </w:r>
+      <w:r>
+        <w:rPr>
+          <w:lang w:val="en-CA"/>
+        </w:rPr>
+        <w:t>code and</w:t>
+      </w:r>
+      <w:r>
+        <w:rPr>
+          <w:lang w:val="en-CA"/>
+        </w:rPr>
+        <w:t xml:space="preserve"> then use AI to review our solutions and identify potential issues or areas for improvement. In some cases, we also asked for explanations of specific concepts to better understand what our code was doing.</w:t>
+      </w:r>
+    </w:p>
+    <w:p>
+      <w:pPr>
+        <w:ind w:firstLine="36pt"/>
+        <w:jc w:val="both"/>
+        <w:rPr>
+          <w:lang w:val="en-CA"/>
+        </w:rPr>
+      </w:pPr>
+      <w:r>
+        <w:rPr>
+          <w:lang w:val="en-CA"/>
+        </w:rPr>
+        <w:t>A key limitation of using generative AI is that it does not fully understand the specific context or intent of the assignment, including what results are reasonable for a given dataset. As a result, it cannot reliably determine whether outputs are meaningful or aligned with the goals of the analysis. Therefore, we carefully verified all results ourselves, checked assumptions, and interpreted outputs independently rather than relying on AI suggestions without validation.</w:t>
+      </w:r>
+    </w:p>
+    <w:p>
+      <w:pPr>
+        <w:jc w:val="both"/>
+        <w:rPr>
+          <w:lang w:val="en-CA"/>
+        </w:rPr>
+      </w:pPr>
+    </w:p>
+    <w:p>
+      <w:pPr>
+        <w:jc w:val="both"/>
+      </w:pPr>
+      <w:r>
+        <w:t>Repo Link:</w:t>
+      </w:r>
+    </w:p>
+    <w:p>
+      <w:pPr>
+        <w:pStyle w:val="ListParagraph"/>
+        <w:numPr>
+          <w:ilvl w:val="0"/>
+          <w:numId w:val="37"/>
+        </w:numPr>
+        <w:jc w:val="both"/>
+      </w:pPr>
+      <w:hyperlink r:id="rId9" w:history="1">
+        <w:r>
+          <w:rPr>
+            <w:rStyle w:val="Hyperlink"/>
+          </w:rPr>
+          <w:t>https://github.com/gracenev/DS300Project</w:t>
+        </w:r>
+      </w:hyperlink>
+      <w:r>
         <w:t xml:space="preserve"> </w:t>
-      </w:r>
-      <w:r>
-        <w:t>...</w:t>
-      </w:r>
-      <w:r>
-        <w:t>”</w:t>
-      </w:r>
-    </w:p>
-    <w:p>
-      <w:pPr>
-        <w:pStyle w:val="BodyText"/>
-      </w:pPr>
-      <w:r>
-        <w:t>Number footnotes separately in superscripts. Place the actual footnote at the bottom of the column in which it was cited. Do not put footnotes in the</w:t>
-      </w:r>
-      <w:r>
-        <w:rPr>
-          <w:lang w:val="en-US"/>
-        </w:rPr>
-        <w:t xml:space="preserve"> abstract or</w:t>
-      </w:r>
-      <w:r>
-        <w:t xml:space="preserve"> reference list. Use letters for table footnotes.</w:t>
-      </w:r>
-    </w:p>
-    <w:p>
-      <w:pPr>
-        <w:pStyle w:val="BodyText"/>
-      </w:pPr>
-      <w:r>
-        <w:t>Unless there are six au</w:t>
-      </w:r>
-      <w:r>
-        <w:t>thors or more give all authors</w:t>
-      </w:r>
-      <w:r>
-        <w:rPr>
-          <w:lang w:val="en-US"/>
-        </w:rPr>
-        <w:t xml:space="preserve">’ </w:t>
-      </w:r>
-      <w:r>
-        <w:t xml:space="preserve">names; do not use “et al.”. Papers that have not been published, even if they have been submitted for publication, should be cited as “unpublished” [4]. Papers that have been accepted for publication should be cited as “in press” [5]. </w:t>
-      </w:r>
-      <w:r>
-        <w:t>Capitalize only the first word in a paper title, except for proper nouns and element symbols.</w:t>
-      </w:r>
-    </w:p>
-    <w:p>
-      <w:pPr>
-        <w:pStyle w:val="BodyText"/>
-      </w:pPr>
-      <w:r>
-        <w:t xml:space="preserve">For </w:t>
-      </w:r>
-      <w:r>
-        <w:t>papers</w:t>
-      </w:r>
-      <w:r>
-        <w:t xml:space="preserve"> published in translation journals, please give the English citation first, followed by the original foreign-language citation [6].</w:t>
-      </w:r>
-    </w:p>
-    <w:p/>
-    <w:p>
-      <w:pPr>
-        <w:pStyle w:val="references"/>
-        <w:ind w:start="17.70pt" w:hanging="17.70pt"/>
-      </w:pPr>
-      <w:r>
-        <w:t xml:space="preserve">G. Eason, B. Noble, and I. N. Sneddon, “On certain integrals of Lipschitz-Hankel type involving products of Bessel functions,” Phil. Trans. Roy. Soc. London, vol. A247, pp. 529–551, April 1955. </w:t>
-      </w:r>
-      <w:r>
-        <w:rPr>
-          <w:i/>
-          <w:iCs/>
-        </w:rPr>
-        <w:t>(references)</w:t>
-      </w:r>
-    </w:p>
-    <w:p>
-      <w:pPr>
-        <w:pStyle w:val="references"/>
-        <w:ind w:start="17.70pt" w:hanging="17.70pt"/>
-      </w:pPr>
-      <w:r>
-        <w:t>J. Clerk Maxwell, A Treatise on Electricity and Magnetism, 3rd ed., vol. 2. Oxford: Clarendon, 1892, pp.68–73.</w:t>
-      </w:r>
-    </w:p>
-    <w:p>
-      <w:pPr>
-        <w:pStyle w:val="references"/>
-        <w:ind w:start="17.70pt" w:hanging="17.70pt"/>
-      </w:pPr>
-      <w:r>
-        <w:t>I. S. Jacobs and C. P. Bean, “Fine particles, thin films and exchange anisotropy,” in Magnetism, vol. III, G. T. Rado and H. Suhl, Eds. New York: Academic, 1963, pp. 271–350.</w:t>
-      </w:r>
-    </w:p>
-    <w:p>
-      <w:pPr>
-        <w:pStyle w:val="references"/>
-        <w:ind w:start="17.70pt" w:hanging="17.70pt"/>
-      </w:pPr>
-      <w:r>
-        <w:t>K. Elissa, “Title of paper if known,” unpublished.</w:t>
-      </w:r>
-    </w:p>
-    <w:p>
-      <w:pPr>
-        <w:pStyle w:val="references"/>
-        <w:ind w:start="17.70pt" w:hanging="17.70pt"/>
-      </w:pPr>
-      <w:r>
-        <w:t>R. Nicole, “Title of paper with only first word capitalized,” J. Name Stand. Abbrev., in press.</w:t>
-      </w:r>
-    </w:p>
-    <w:p>
-      <w:pPr>
-        <w:pStyle w:val="references"/>
-        <w:ind w:start="17.70pt" w:hanging="17.70pt"/>
-      </w:pPr>
-      <w:r>
-        <w:t>Y. Yorozu, M. Hirano, K. Oka, and Y. Tagawa, “Electron spectroscopy studies on magneto-optical media and plastic substrate interface,” IEEE Transl. J. Magn. Japan, vol. 2, pp. 740–741, August 1987 [Digests 9th Annual Conf. Magnetics Japan, p. 301, 1982].</w:t>
-      </w:r>
-    </w:p>
-    <w:p>
-      <w:pPr>
-        <w:pStyle w:val="references"/>
-        <w:ind w:start="17.70pt" w:hanging="17.70pt"/>
-      </w:pPr>
-      <w:r>
-        <w:t>M. Young, The Technical Writer</w:t>
-      </w:r>
-      <w:r>
-        <w:t>’</w:t>
-      </w:r>
-      <w:r>
-        <w:t>s Handbook. Mill Valley, CA: University Science, 1989.</w:t>
-      </w:r>
-    </w:p>
-    <w:p>
-      <w:pPr>
-        <w:pStyle w:val="Heading5"/>
-      </w:pPr>
-      <w:r>
-        <w:t>Appendix</w:t>
       </w:r>
     </w:p>
     <w:p>
@@ -5105,6 +5233,119 @@
     </w:lvl>
   </w:abstractNum>
   <w:abstractNum w:abstractNumId="25" w15:restartNumberingAfterBreak="0">
+    <w:nsid w:val="50CD03D9"/>
+    <w:multiLevelType w:val="hybridMultilevel"/>
+    <w:tmpl w:val="05FA95A2"/>
+    <w:lvl w:ilvl="0" w:tplc="10090001">
+      <w:start w:val="1"/>
+      <w:numFmt w:val="bullet"/>
+      <w:lvlText w:val=""/>
+      <w:lvlJc w:val="start"/>
+      <w:pPr>
+        <w:ind w:start="54pt" w:hanging="18pt"/>
+      </w:pPr>
+      <w:rPr>
+        <w:rFonts w:ascii="Symbol" w:hAnsi="Symbol" w:hint="default"/>
+      </w:rPr>
+    </w:lvl>
+    <w:lvl w:ilvl="1" w:tplc="10090003">
+      <w:start w:val="1"/>
+      <w:numFmt w:val="bullet"/>
+      <w:lvlText w:val="o"/>
+      <w:lvlJc w:val="start"/>
+      <w:pPr>
+        <w:ind w:start="90pt" w:hanging="18pt"/>
+      </w:pPr>
+      <w:rPr>
+        <w:rFonts w:ascii="Courier New" w:hAnsi="Courier New" w:cs="Courier New" w:hint="default"/>
+      </w:rPr>
+    </w:lvl>
+    <w:lvl w:ilvl="2" w:tplc="10090005" w:tentative="1">
+      <w:start w:val="1"/>
+      <w:numFmt w:val="bullet"/>
+      <w:lvlText w:val=""/>
+      <w:lvlJc w:val="start"/>
+      <w:pPr>
+        <w:ind w:start="126pt" w:hanging="18pt"/>
+      </w:pPr>
+      <w:rPr>
+        <w:rFonts w:ascii="Wingdings" w:hAnsi="Wingdings" w:hint="default"/>
+      </w:rPr>
+    </w:lvl>
+    <w:lvl w:ilvl="3" w:tplc="10090001" w:tentative="1">
+      <w:start w:val="1"/>
+      <w:numFmt w:val="bullet"/>
+      <w:lvlText w:val=""/>
+      <w:lvlJc w:val="start"/>
+      <w:pPr>
+        <w:ind w:start="162pt" w:hanging="18pt"/>
+      </w:pPr>
+      <w:rPr>
+        <w:rFonts w:ascii="Symbol" w:hAnsi="Symbol" w:hint="default"/>
+      </w:rPr>
+    </w:lvl>
+    <w:lvl w:ilvl="4" w:tplc="10090003" w:tentative="1">
+      <w:start w:val="1"/>
+      <w:numFmt w:val="bullet"/>
+      <w:lvlText w:val="o"/>
+      <w:lvlJc w:val="start"/>
+      <w:pPr>
+        <w:ind w:start="198pt" w:hanging="18pt"/>
+      </w:pPr>
+      <w:rPr>
+        <w:rFonts w:ascii="Courier New" w:hAnsi="Courier New" w:cs="Courier New" w:hint="default"/>
+      </w:rPr>
+    </w:lvl>
+    <w:lvl w:ilvl="5" w:tplc="10090005" w:tentative="1">
+      <w:start w:val="1"/>
+      <w:numFmt w:val="bullet"/>
+      <w:lvlText w:val=""/>
+      <w:lvlJc w:val="start"/>
+      <w:pPr>
+        <w:ind w:start="234pt" w:hanging="18pt"/>
+      </w:pPr>
+      <w:rPr>
+        <w:rFonts w:ascii="Wingdings" w:hAnsi="Wingdings" w:hint="default"/>
+      </w:rPr>
+    </w:lvl>
+    <w:lvl w:ilvl="6" w:tplc="10090001" w:tentative="1">
+      <w:start w:val="1"/>
+      <w:numFmt w:val="bullet"/>
+      <w:lvlText w:val=""/>
+      <w:lvlJc w:val="start"/>
+      <w:pPr>
+        <w:ind w:start="270pt" w:hanging="18pt"/>
+      </w:pPr>
+      <w:rPr>
+        <w:rFonts w:ascii="Symbol" w:hAnsi="Symbol" w:hint="default"/>
+      </w:rPr>
+    </w:lvl>
+    <w:lvl w:ilvl="7" w:tplc="10090003" w:tentative="1">
+      <w:start w:val="1"/>
+      <w:numFmt w:val="bullet"/>
+      <w:lvlText w:val="o"/>
+      <w:lvlJc w:val="start"/>
+      <w:pPr>
+        <w:ind w:start="306pt" w:hanging="18pt"/>
+      </w:pPr>
+      <w:rPr>
+        <w:rFonts w:ascii="Courier New" w:hAnsi="Courier New" w:cs="Courier New" w:hint="default"/>
+      </w:rPr>
+    </w:lvl>
+    <w:lvl w:ilvl="8" w:tplc="10090005" w:tentative="1">
+      <w:start w:val="1"/>
+      <w:numFmt w:val="bullet"/>
+      <w:lvlText w:val=""/>
+      <w:lvlJc w:val="start"/>
+      <w:pPr>
+        <w:ind w:start="342pt" w:hanging="18pt"/>
+      </w:pPr>
+      <w:rPr>
+        <w:rFonts w:ascii="Wingdings" w:hAnsi="Wingdings" w:hint="default"/>
+      </w:rPr>
+    </w:lvl>
+  </w:abstractNum>
+  <w:abstractNum w:abstractNumId="26" w15:restartNumberingAfterBreak="0">
     <w:nsid w:val="52CA544A"/>
     <w:multiLevelType w:val="singleLevel"/>
     <w:tmpl w:val="AED6D67E"/>
@@ -5131,7 +5372,7 @@
       </w:rPr>
     </w:lvl>
   </w:abstractNum>
-  <w:abstractNum w:abstractNumId="26" w15:restartNumberingAfterBreak="0">
+  <w:abstractNum w:abstractNumId="27" w15:restartNumberingAfterBreak="0">
     <w:nsid w:val="5FCD1593"/>
     <w:multiLevelType w:val="hybridMultilevel"/>
     <w:tmpl w:val="CBAC0A42"/>
@@ -5244,7 +5485,7 @@
       </w:rPr>
     </w:lvl>
   </w:abstractNum>
-  <w:abstractNum w:abstractNumId="27" w15:restartNumberingAfterBreak="0">
+  <w:abstractNum w:abstractNumId="28" w15:restartNumberingAfterBreak="0">
     <w:nsid w:val="69622472"/>
     <w:multiLevelType w:val="hybridMultilevel"/>
     <w:tmpl w:val="A5CC2D2E"/>
@@ -5357,7 +5598,7 @@
       </w:rPr>
     </w:lvl>
   </w:abstractNum>
-  <w:abstractNum w:abstractNumId="28" w15:restartNumberingAfterBreak="0">
+  <w:abstractNum w:abstractNumId="29" w15:restartNumberingAfterBreak="0">
     <w:nsid w:val="6C402C58"/>
     <w:multiLevelType w:val="hybridMultilevel"/>
     <w:tmpl w:val="9A1CA078"/>
@@ -5502,7 +5743,7 @@
       </w:rPr>
     </w:lvl>
   </w:abstractNum>
-  <w:abstractNum w:abstractNumId="29" w15:restartNumberingAfterBreak="0">
+  <w:abstractNum w:abstractNumId="30" w15:restartNumberingAfterBreak="0">
     <w:nsid w:val="6CD32DA8"/>
     <w:multiLevelType w:val="singleLevel"/>
     <w:tmpl w:val="166470C2"/>
@@ -5528,7 +5769,7 @@
       </w:rPr>
     </w:lvl>
   </w:abstractNum>
-  <w:abstractNum w:abstractNumId="30" w15:restartNumberingAfterBreak="0">
+  <w:abstractNum w:abstractNumId="31" w15:restartNumberingAfterBreak="0">
     <w:nsid w:val="6D1168B8"/>
     <w:multiLevelType w:val="hybridMultilevel"/>
     <w:tmpl w:val="66809D8E"/>
@@ -5641,7 +5882,7 @@
       </w:rPr>
     </w:lvl>
   </w:abstractNum>
-  <w:abstractNum w:abstractNumId="31" w15:restartNumberingAfterBreak="0">
+  <w:abstractNum w:abstractNumId="32" w15:restartNumberingAfterBreak="0">
     <w:nsid w:val="7B623471"/>
     <w:multiLevelType w:val="hybridMultilevel"/>
     <w:tmpl w:val="41AAAAF2"/>
@@ -5754,7 +5995,7 @@
       </w:rPr>
     </w:lvl>
   </w:abstractNum>
-  <w:abstractNum w:abstractNumId="32" w15:restartNumberingAfterBreak="0">
+  <w:abstractNum w:abstractNumId="33" w15:restartNumberingAfterBreak="0">
     <w:nsid w:val="7CCA2CDA"/>
     <w:multiLevelType w:val="hybridMultilevel"/>
     <w:tmpl w:val="B5449174"/>
@@ -5871,7 +6112,7 @@
     <w:abstractNumId w:val="19"/>
   </w:num>
   <w:num w:numId="2" w16cid:durableId="649099233">
-    <w:abstractNumId w:val="28"/>
+    <w:abstractNumId w:val="29"/>
   </w:num>
   <w:num w:numId="3" w16cid:durableId="1258296120">
     <w:abstractNumId w:val="18"/>
@@ -5889,10 +6130,10 @@
     <w:abstractNumId w:val="21"/>
   </w:num>
   <w:num w:numId="8" w16cid:durableId="1961103964">
-    <w:abstractNumId w:val="25"/>
+    <w:abstractNumId w:val="26"/>
   </w:num>
   <w:num w:numId="9" w16cid:durableId="99185256">
-    <w:abstractNumId w:val="29"/>
+    <w:abstractNumId w:val="30"/>
   </w:num>
   <w:num w:numId="10" w16cid:durableId="462191269">
     <w:abstractNumId w:val="20"/>
@@ -5955,25 +6196,28 @@
     <w:abstractNumId w:val="11"/>
   </w:num>
   <w:num w:numId="30" w16cid:durableId="34430954">
-    <w:abstractNumId w:val="26"/>
+    <w:abstractNumId w:val="27"/>
   </w:num>
   <w:num w:numId="31" w16cid:durableId="373580082">
-    <w:abstractNumId w:val="32"/>
+    <w:abstractNumId w:val="33"/>
   </w:num>
   <w:num w:numId="32" w16cid:durableId="770468062">
-    <w:abstractNumId w:val="27"/>
+    <w:abstractNumId w:val="28"/>
   </w:num>
   <w:num w:numId="33" w16cid:durableId="785587381">
     <w:abstractNumId w:val="13"/>
   </w:num>
   <w:num w:numId="34" w16cid:durableId="1803040897">
-    <w:abstractNumId w:val="30"/>
+    <w:abstractNumId w:val="31"/>
   </w:num>
   <w:num w:numId="35" w16cid:durableId="1379015608">
     <w:abstractNumId w:val="12"/>
   </w:num>
   <w:num w:numId="36" w16cid:durableId="170996815">
-    <w:abstractNumId w:val="31"/>
+    <w:abstractNumId w:val="32"/>
+  </w:num>
+  <w:num w:numId="37" w16cid:durableId="410466172">
+    <w:abstractNumId w:val="25"/>
   </w:num>
 </w:numbering>
 </file>
